--- a/public/downloads/revexpert-one-certificate-template.docx
+++ b/public/downloads/revexpert-one-certificate-template.docx
@@ -59,7 +59,7 @@
         <w:rPr>
           <w:sz w:val="24"/>
         </w:rPr>
-        <w:t>completed Behind the Data, a HIPAA Privacy and Security self-paced learning module.</w:t>
+        <w:t>completed HIPAA in Practice, a HIPAA Privacy and Security self-paced learning module.</w:t>
       </w:r>
     </w:p>
     <w:p/>
